--- a/lessons/6-12/homework.docx
+++ b/lessons/6-12/homework.docx
@@ -115,7 +115,7 @@
           <wp:inline distT="0" distB="0" distL="0" distR="0">
             <wp:extent cx="1047750" cy="790575"/>
             <wp:effectExtent t="0" r="0" b="0" l="0"/>
-            <wp:docPr id="1" name="" descr="" title=""/>
+            <wp:docPr id="1" name="Least Common Multiple" descr="Picture illustrating the vocabulary word &quot;Least Common Multiple&quot;" title="Least Common Multiple"/>
             <wp:cNvGraphicFramePr>
               <a:graphicFrameLocks xmlns:a="http://schemas.openxmlformats.org/drawingml/2006/main" noChangeAspect="1"/>
             </wp:cNvGraphicFramePr>
@@ -178,7 +178,7 @@
           <wp:inline distT="0" distB="0" distL="0" distR="0">
             <wp:extent cx="1047750" cy="790575"/>
             <wp:effectExtent t="0" r="0" b="0" l="0"/>
-            <wp:docPr id="1" name="" descr="" title=""/>
+            <wp:docPr id="1" name="Multiple" descr="Picture illustrating the vocabulary word &quot;Multiple&quot;" title="Multiple"/>
             <wp:cNvGraphicFramePr>
               <a:graphicFrameLocks xmlns:a="http://schemas.openxmlformats.org/drawingml/2006/main" noChangeAspect="1"/>
             </wp:cNvGraphicFramePr>
@@ -241,7 +241,7 @@
           <wp:inline distT="0" distB="0" distL="0" distR="0">
             <wp:extent cx="1047750" cy="790575"/>
             <wp:effectExtent t="0" r="0" b="0" l="0"/>
-            <wp:docPr id="1" name="" descr="" title=""/>
+            <wp:docPr id="1" name="Common multiple" descr="Picture illustrating the vocabulary word &quot;Common multiple&quot;" title="Common multiple"/>
             <wp:cNvGraphicFramePr>
               <a:graphicFrameLocks xmlns:a="http://schemas.openxmlformats.org/drawingml/2006/main" noChangeAspect="1"/>
             </wp:cNvGraphicFramePr>
@@ -304,7 +304,7 @@
           <wp:inline distT="0" distB="0" distL="0" distR="0">
             <wp:extent cx="1047750" cy="790575"/>
             <wp:effectExtent t="0" r="0" b="0" l="0"/>
-            <wp:docPr id="1" name="" descr="" title=""/>
+            <wp:docPr id="1" name="Skip counting" descr="Picture illustrating the vocabulary word &quot;Skip counting&quot;" title="Skip counting"/>
             <wp:cNvGraphicFramePr>
               <a:graphicFrameLocks xmlns:a="http://schemas.openxmlformats.org/drawingml/2006/main" noChangeAspect="1"/>
             </wp:cNvGraphicFramePr>
@@ -367,7 +367,7 @@
           <wp:inline distT="0" distB="0" distL="0" distR="0">
             <wp:extent cx="1047750" cy="790575"/>
             <wp:effectExtent t="0" r="0" b="0" l="0"/>
-            <wp:docPr id="1" name="" descr="" title=""/>
+            <wp:docPr id="1" name="Prime factorization" descr="Picture illustrating the vocabulary word &quot;Prime factorization&quot;" title="Prime factorization"/>
             <wp:cNvGraphicFramePr>
               <a:graphicFrameLocks xmlns:a="http://schemas.openxmlformats.org/drawingml/2006/main" noChangeAspect="1"/>
             </wp:cNvGraphicFramePr>
@@ -461,23 +461,23 @@
         <w:spacing w:after="40" w:before="0"/>
       </w:pPr>
       <w:r>
-        <w:t xml:space="preserve">     A. 15</w:t>
-      </w:r>
-    </w:p>
-    <w:p>
-      <w:pPr>
-        <w:spacing w:after="40" w:before="0"/>
-      </w:pPr>
-      <w:r>
-        <w:t xml:space="preserve">     B. 3</w:t>
-      </w:r>
-    </w:p>
-    <w:p>
-      <w:pPr>
-        <w:spacing w:after="40" w:before="0"/>
-      </w:pPr>
-      <w:r>
-        <w:t xml:space="preserve">     C. 5</w:t>
+        <w:t xml:space="preserve">     A. 3</w:t>
+      </w:r>
+    </w:p>
+    <w:p>
+      <w:pPr>
+        <w:spacing w:after="40" w:before="0"/>
+      </w:pPr>
+      <w:r>
+        <w:t xml:space="preserve">     B. 5</w:t>
+      </w:r>
+    </w:p>
+    <w:p>
+      <w:pPr>
+        <w:spacing w:after="40" w:before="0"/>
+      </w:pPr>
+      <w:r>
+        <w:t xml:space="preserve">     C. 15</w:t>
       </w:r>
     </w:p>
     <w:p>
@@ -516,31 +516,31 @@
         <w:spacing w:after="40" w:before="0"/>
       </w:pPr>
       <w:r>
-        <w:t xml:space="preserve">     A. 24</w:t>
-      </w:r>
-    </w:p>
-    <w:p>
-      <w:pPr>
-        <w:spacing w:after="40" w:before="0"/>
-      </w:pPr>
-      <w:r>
-        <w:t xml:space="preserve">     B. 48</w:t>
-      </w:r>
-    </w:p>
-    <w:p>
-      <w:pPr>
-        <w:spacing w:after="40" w:before="0"/>
-      </w:pPr>
-      <w:r>
-        <w:t xml:space="preserve">     C. 14</w:t>
-      </w:r>
-    </w:p>
-    <w:p>
-      <w:pPr>
-        <w:spacing w:after="40" w:before="0"/>
-      </w:pPr>
-      <w:r>
-        <w:t xml:space="preserve">     D. 6</w:t>
+        <w:t xml:space="preserve">     A. 6</w:t>
+      </w:r>
+    </w:p>
+    <w:p>
+      <w:pPr>
+        <w:spacing w:after="40" w:before="0"/>
+      </w:pPr>
+      <w:r>
+        <w:t xml:space="preserve">     B. 14</w:t>
+      </w:r>
+    </w:p>
+    <w:p>
+      <w:pPr>
+        <w:spacing w:after="40" w:before="0"/>
+      </w:pPr>
+      <w:r>
+        <w:t xml:space="preserve">     C. 24</w:t>
+      </w:r>
+    </w:p>
+    <w:p>
+      <w:pPr>
+        <w:spacing w:after="40" w:before="0"/>
+      </w:pPr>
+      <w:r>
+        <w:t xml:space="preserve">     D. 48</w:t>
       </w:r>
     </w:p>
     <w:p>
@@ -1045,31 +1045,31 @@
           <w:b/>
           <w:bCs/>
         </w:rPr>
-        <w:t xml:space="preserve">5. Two buses leave the station at 8:00 AM. Bus A returns every 15 minutes and Bus B returns every 20 minutes. When is the next time both buses are at the station together?</w:t>
-      </w:r>
-    </w:p>
-    <w:p>
-      <w:pPr>
-        <w:spacing w:after="40" w:before="0"/>
-      </w:pPr>
-      <w:r>
-        <w:t xml:space="preserve">     A. 9:00 AM (60 minutes later)</w:t>
-      </w:r>
-    </w:p>
-    <w:p>
-      <w:pPr>
-        <w:spacing w:after="40" w:before="0"/>
-      </w:pPr>
-      <w:r>
-        <w:t xml:space="preserve">     B. 8:30 AM (30 minutes later)</w:t>
-      </w:r>
-    </w:p>
-    <w:p>
-      <w:pPr>
-        <w:spacing w:after="40" w:before="0"/>
-      </w:pPr>
-      <w:r>
-        <w:t xml:space="preserve">     C. 8:40 AM (40 minutes later)</w:t>
+        <w:t xml:space="preserve">5. Two rovers leave the space station at 8:00 AM. Rover A returns every 15 minutes and Rover B returns every 20 minutes. When is the next time both rovers are at the station together?</w:t>
+      </w:r>
+    </w:p>
+    <w:p>
+      <w:pPr>
+        <w:spacing w:after="40" w:before="0"/>
+      </w:pPr>
+      <w:r>
+        <w:t xml:space="preserve">     A. 8:30 AM (30 minutes later)</w:t>
+      </w:r>
+    </w:p>
+    <w:p>
+      <w:pPr>
+        <w:spacing w:after="40" w:before="0"/>
+      </w:pPr>
+      <w:r>
+        <w:t xml:space="preserve">     B. 8:40 AM (40 minutes later)</w:t>
+      </w:r>
+    </w:p>
+    <w:p>
+      <w:pPr>
+        <w:spacing w:after="40" w:before="0"/>
+      </w:pPr>
+      <w:r>
+        <w:t xml:space="preserve">     C. 9:00 AM (60 minutes later)</w:t>
       </w:r>
     </w:p>
     <w:p>
@@ -1120,47 +1120,47 @@
         <w:spacing w:after="40" w:before="0"/>
       </w:pPr>
       <w:r>
-        <w:t xml:space="preserve">   • 3 and 7 → LCM = 21 = 3 × 7   → __________________</w:t>
-      </w:r>
-    </w:p>
-    <w:p>
-      <w:pPr>
-        <w:spacing w:after="40" w:before="0"/>
-      </w:pPr>
-      <w:r>
-        <w:t xml:space="preserve">   • 5 and 11 → LCM = 55 = 5 × 11   → __________________</w:t>
-      </w:r>
-    </w:p>
-    <w:p>
-      <w:pPr>
-        <w:spacing w:after="40" w:before="0"/>
-      </w:pPr>
-      <w:r>
-        <w:t xml:space="preserve">   • 2 and 9 → LCM = 18 = 2 × 9   → __________________</w:t>
-      </w:r>
-    </w:p>
-    <w:p>
-      <w:pPr>
-        <w:spacing w:after="40" w:before="0"/>
-      </w:pPr>
-      <w:r>
-        <w:t xml:space="preserve">   • 4 and 6 → LCM = 12 &lt; 4 × 6 = 24   → __________________</w:t>
-      </w:r>
-    </w:p>
-    <w:p>
-      <w:pPr>
-        <w:spacing w:after="40" w:before="0"/>
-      </w:pPr>
-      <w:r>
-        <w:t xml:space="preserve">   • 6 and 8 → LCM = 24 &lt; 6 × 8 = 48   → __________________</w:t>
-      </w:r>
-    </w:p>
-    <w:p>
-      <w:pPr>
-        <w:spacing w:after="40" w:before="0"/>
-      </w:pPr>
-      <w:r>
-        <w:t xml:space="preserve">   • 10 and 15 → LCM = 30 &lt; 10 × 15 = 150   → __________________</w:t>
+        <w:t xml:space="preserve">   • 3 and 7   → __________________</w:t>
+      </w:r>
+    </w:p>
+    <w:p>
+      <w:pPr>
+        <w:spacing w:after="40" w:before="0"/>
+      </w:pPr>
+      <w:r>
+        <w:t xml:space="preserve">   • 5 and 11   → __________________</w:t>
+      </w:r>
+    </w:p>
+    <w:p>
+      <w:pPr>
+        <w:spacing w:after="40" w:before="0"/>
+      </w:pPr>
+      <w:r>
+        <w:t xml:space="preserve">   • 2 and 9   → __________________</w:t>
+      </w:r>
+    </w:p>
+    <w:p>
+      <w:pPr>
+        <w:spacing w:after="40" w:before="0"/>
+      </w:pPr>
+      <w:r>
+        <w:t xml:space="preserve">   • 4 and 6   → __________________</w:t>
+      </w:r>
+    </w:p>
+    <w:p>
+      <w:pPr>
+        <w:spacing w:after="40" w:before="0"/>
+      </w:pPr>
+      <w:r>
+        <w:t xml:space="preserve">   • 6 and 8   → __________________</w:t>
+      </w:r>
+    </w:p>
+    <w:p>
+      <w:pPr>
+        <w:spacing w:after="40" w:before="0"/>
+      </w:pPr>
+      <w:r>
+        <w:t xml:space="preserve">   • 10 and 15   → __________________</w:t>
       </w:r>
     </w:p>
     <w:p>
@@ -1272,15 +1272,15 @@
           <w:b/>
           <w:bCs/>
         </w:rPr>
-        <w:t xml:space="preserve">8. One machine runs every 4 min, another every 6 min. They just ran together. In how many minutes do they run together again?</w:t>
-      </w:r>
-    </w:p>
-    <w:p>
-      <w:pPr>
-        <w:spacing w:after="40" w:before="0"/>
-      </w:pPr>
-      <w:r>
-        <w:t xml:space="preserve">     A. 12</w:t>
+        <w:t xml:space="preserve">8. On the space station, the air filter runs every 4 min and the water pump runs every 6 min. They just ran together. In how many minutes do they run together again?</w:t>
+      </w:r>
+    </w:p>
+    <w:p>
+      <w:pPr>
+        <w:spacing w:after="40" w:before="0"/>
+      </w:pPr>
+      <w:r>
+        <w:t xml:space="preserve">     A. 6</w:t>
       </w:r>
     </w:p>
     <w:p>
@@ -1296,6 +1296,61 @@
         <w:spacing w:after="40" w:before="0"/>
       </w:pPr>
       <w:r>
+        <w:t xml:space="preserve">     C. 12</w:t>
+      </w:r>
+    </w:p>
+    <w:p>
+      <w:pPr>
+        <w:spacing w:after="40" w:before="0"/>
+      </w:pPr>
+      <w:r>
+        <w:t xml:space="preserve">     D. 24</w:t>
+      </w:r>
+    </w:p>
+    <w:p>
+      <w:pPr>
+        <w:spacing w:after="60" w:before="120"/>
+      </w:pPr>
+      <w:r>
+        <w:rPr>
+          <w:color w:val="BBBBBB"/>
+        </w:rPr>
+        <w:t xml:space="preserve">______________________________________________________________________</w:t>
+      </w:r>
+    </w:p>
+    <w:p>
+      <w:pPr>
+        <w:spacing w:after="80" w:before="0"/>
+      </w:pPr>
+      <w:r>
+        <w:rPr>
+          <w:b/>
+          <w:bCs/>
+        </w:rPr>
+        <w:t xml:space="preserve">9. One supply pod docks at the space station every 8 min, and another docks every 12 min. They just docked together. In how many minutes do they dock together again?</w:t>
+      </w:r>
+    </w:p>
+    <w:p>
+      <w:pPr>
+        <w:spacing w:after="40" w:before="0"/>
+      </w:pPr>
+      <w:r>
+        <w:t xml:space="preserve">     A. 16</w:t>
+      </w:r>
+    </w:p>
+    <w:p>
+      <w:pPr>
+        <w:spacing w:after="40" w:before="0"/>
+      </w:pPr>
+      <w:r>
+        <w:t xml:space="preserve">     B. 20</w:t>
+      </w:r>
+    </w:p>
+    <w:p>
+      <w:pPr>
+        <w:spacing w:after="40" w:before="0"/>
+      </w:pPr>
+      <w:r>
         <w:t xml:space="preserve">     C. 24</w:t>
       </w:r>
     </w:p>
@@ -1304,62 +1359,7 @@
         <w:spacing w:after="40" w:before="0"/>
       </w:pPr>
       <w:r>
-        <w:t xml:space="preserve">     D. 6</w:t>
-      </w:r>
-    </w:p>
-    <w:p>
-      <w:pPr>
-        <w:spacing w:after="60" w:before="120"/>
-      </w:pPr>
-      <w:r>
-        <w:rPr>
-          <w:color w:val="BBBBBB"/>
-        </w:rPr>
-        <w:t xml:space="preserve">______________________________________________________________________</w:t>
-      </w:r>
-    </w:p>
-    <w:p>
-      <w:pPr>
-        <w:spacing w:after="80" w:before="0"/>
-      </w:pPr>
-      <w:r>
-        <w:rPr>
-          <w:b/>
-          <w:bCs/>
-        </w:rPr>
-        <w:t xml:space="preserve">9. One ship docks every 8 min, another every 12 min. They just docked together. In how many minutes do they dock together again?</w:t>
-      </w:r>
-    </w:p>
-    <w:p>
-      <w:pPr>
-        <w:spacing w:after="40" w:before="0"/>
-      </w:pPr>
-      <w:r>
-        <w:t xml:space="preserve">     A. 24</w:t>
-      </w:r>
-    </w:p>
-    <w:p>
-      <w:pPr>
-        <w:spacing w:after="40" w:before="0"/>
-      </w:pPr>
-      <w:r>
-        <w:t xml:space="preserve">     B. 20</w:t>
-      </w:r>
-    </w:p>
-    <w:p>
-      <w:pPr>
-        <w:spacing w:after="40" w:before="0"/>
-      </w:pPr>
-      <w:r>
-        <w:t xml:space="preserve">     C. 48</w:t>
-      </w:r>
-    </w:p>
-    <w:p>
-      <w:pPr>
-        <w:spacing w:after="40" w:before="0"/>
-      </w:pPr>
-      <w:r>
-        <w:t xml:space="preserve">     D. 16</w:t>
+        <w:t xml:space="preserve">     D. 48</w:t>
       </w:r>
     </w:p>
     <w:p>
@@ -1561,7 +1561,7 @@
           <w:b/>
           <w:bCs/>
         </w:rPr>
-        <w:t xml:space="preserve">1. A. 15</w:t>
+        <w:t xml:space="preserve">1. C. 15</w:t>
       </w:r>
     </w:p>
     <w:p>
@@ -1593,7 +1593,7 @@
           <w:b/>
           <w:bCs/>
         </w:rPr>
-        <w:t xml:space="preserve">2. A. 24</w:t>
+        <w:t xml:space="preserve">2. C. 24</w:t>
       </w:r>
     </w:p>
     <w:p>
@@ -1737,15 +1737,15 @@
           <w:b/>
           <w:bCs/>
         </w:rPr>
-        <w:t xml:space="preserve">5. A. 9:00 AM (60 minutes later)</w:t>
-      </w:r>
-    </w:p>
-    <w:p>
-      <w:pPr>
-        <w:spacing w:after="20" w:before="0"/>
-      </w:pPr>
-      <w:r>
-        <w:t xml:space="preserve">     LCM(15, 20) = 60 minutes. Both buses return together 60 minutes after 8:00 AM, at 9:00 AM.</w:t>
+        <w:t xml:space="preserve">5. C. 9:00 AM (60 minutes later)</w:t>
+      </w:r>
+    </w:p>
+    <w:p>
+      <w:pPr>
+        <w:spacing w:after="20" w:before="0"/>
+      </w:pPr>
+      <w:r>
+        <w:t xml:space="preserve">     LCM(15, 20) = 60 minutes. Both rovers return together 60 minutes after 8:00 AM, at 9:00 AM.</w:t>
       </w:r>
     </w:p>
     <w:p>
@@ -1777,47 +1777,47 @@
         <w:spacing w:after="20" w:before="0"/>
       </w:pPr>
       <w:r>
-        <w:t xml:space="preserve">     3 and 7 → LCM = 21 = 3 × 7 → LCM = Product (no shared factors)</w:t>
-      </w:r>
-    </w:p>
-    <w:p>
-      <w:pPr>
-        <w:spacing w:after="20" w:before="0"/>
-      </w:pPr>
-      <w:r>
-        <w:t xml:space="preserve">     5 and 11 → LCM = 55 = 5 × 11 → LCM = Product (no shared factors)</w:t>
-      </w:r>
-    </w:p>
-    <w:p>
-      <w:pPr>
-        <w:spacing w:after="20" w:before="0"/>
-      </w:pPr>
-      <w:r>
-        <w:t xml:space="preserve">     2 and 9 → LCM = 18 = 2 × 9 → LCM = Product (no shared factors)</w:t>
-      </w:r>
-    </w:p>
-    <w:p>
-      <w:pPr>
-        <w:spacing w:after="20" w:before="0"/>
-      </w:pPr>
-      <w:r>
-        <w:t xml:space="preserve">     4 and 6 → LCM = 12 &lt; 4 × 6 = 24 → LCM &lt; Product (shared factors)</w:t>
-      </w:r>
-    </w:p>
-    <w:p>
-      <w:pPr>
-        <w:spacing w:after="20" w:before="0"/>
-      </w:pPr>
-      <w:r>
-        <w:t xml:space="preserve">     6 and 8 → LCM = 24 &lt; 6 × 8 = 48 → LCM &lt; Product (shared factors)</w:t>
-      </w:r>
-    </w:p>
-    <w:p>
-      <w:pPr>
-        <w:spacing w:after="20" w:before="0"/>
-      </w:pPr>
-      <w:r>
-        <w:t xml:space="preserve">     10 and 15 → LCM = 30 &lt; 10 × 15 = 150 → LCM &lt; Product (shared factors)</w:t>
+        <w:t xml:space="preserve">     3 and 7 → LCM = Product (no shared factors)</w:t>
+      </w:r>
+    </w:p>
+    <w:p>
+      <w:pPr>
+        <w:spacing w:after="20" w:before="0"/>
+      </w:pPr>
+      <w:r>
+        <w:t xml:space="preserve">     5 and 11 → LCM = Product (no shared factors)</w:t>
+      </w:r>
+    </w:p>
+    <w:p>
+      <w:pPr>
+        <w:spacing w:after="20" w:before="0"/>
+      </w:pPr>
+      <w:r>
+        <w:t xml:space="preserve">     2 and 9 → LCM = Product (no shared factors)</w:t>
+      </w:r>
+    </w:p>
+    <w:p>
+      <w:pPr>
+        <w:spacing w:after="20" w:before="0"/>
+      </w:pPr>
+      <w:r>
+        <w:t xml:space="preserve">     4 and 6 → LCM &lt; Product (shared factors)</w:t>
+      </w:r>
+    </w:p>
+    <w:p>
+      <w:pPr>
+        <w:spacing w:after="20" w:before="0"/>
+      </w:pPr>
+      <w:r>
+        <w:t xml:space="preserve">     6 and 8 → LCM &lt; Product (shared factors)</w:t>
+      </w:r>
+    </w:p>
+    <w:p>
+      <w:pPr>
+        <w:spacing w:after="20" w:before="0"/>
+      </w:pPr>
+      <w:r>
+        <w:t xml:space="preserve">     10 and 15 → LCM &lt; Product (shared factors)</w:t>
       </w:r>
     </w:p>
     <w:p>
@@ -1873,7 +1873,7 @@
           <w:b/>
           <w:bCs/>
         </w:rPr>
-        <w:t xml:space="preserve">8. A. 12</w:t>
+        <w:t xml:space="preserve">8. C. 12</w:t>
       </w:r>
     </w:p>
     <w:p>
@@ -1905,7 +1905,7 @@
           <w:b/>
           <w:bCs/>
         </w:rPr>
-        <w:t xml:space="preserve">9. A. 24</w:t>
+        <w:t xml:space="preserve">9. C. 24</w:t>
       </w:r>
     </w:p>
     <w:p>
@@ -2166,7 +2166,14 @@
 <file path=word/styles.xml><?xml version="1.0" encoding="utf-8"?>
 <w:styles xmlns:mc="http://schemas.openxmlformats.org/markup-compatibility/2006" xmlns:r="http://schemas.openxmlformats.org/officeDocument/2006/relationships" xmlns:w="http://schemas.openxmlformats.org/wordprocessingml/2006/main" xmlns:w14="http://schemas.microsoft.com/office/word/2010/wordml" xmlns:w15="http://schemas.microsoft.com/office/word/2012/wordml" mc:Ignorable="w14 w15">
   <w:docDefaults>
-    <w:rPrDefault/>
+    <w:rPrDefault>
+      <w:rPr>
+        <w:rFonts w:ascii="Arial" w:cs="Arial" w:eastAsia="Arial" w:hAnsi="Arial"/>
+        <w:sz w:val="22"/>
+        <w:szCs w:val="22"/>
+        <w:lang w:val="en-US"/>
+      </w:rPr>
+    </w:rPrDefault>
     <w:pPrDefault/>
   </w:docDefaults>
   <w:style w:type="paragraph" w:styleId="Title">
@@ -2184,10 +2191,16 @@
     <w:basedOn w:val="Normal"/>
     <w:next w:val="Normal"/>
     <w:qFormat/>
+    <w:pPr>
+      <w:keepNext/>
+    </w:pPr>
     <w:rPr>
-      <w:color w:val="2E74B5"/>
-      <w:sz w:val="32"/>
-      <w:szCs w:val="32"/>
+      <w:rFonts w:ascii="Arial" w:cs="Arial" w:eastAsia="Arial" w:hAnsi="Arial"/>
+      <w:b/>
+      <w:bCs/>
+      <w:color w:val="183E56"/>
+      <w:sz w:val="34"/>
+      <w:szCs w:val="34"/>
     </w:rPr>
   </w:style>
   <w:style w:type="paragraph" w:styleId="Heading2">
@@ -2195,8 +2208,14 @@
     <w:basedOn w:val="Normal"/>
     <w:next w:val="Normal"/>
     <w:qFormat/>
+    <w:pPr>
+      <w:keepNext/>
+    </w:pPr>
     <w:rPr>
-      <w:color w:val="2E74B5"/>
+      <w:rFonts w:ascii="Arial" w:cs="Arial" w:eastAsia="Arial" w:hAnsi="Arial"/>
+      <w:b/>
+      <w:bCs/>
+      <w:color w:val="176B70"/>
       <w:sz w:val="26"/>
       <w:szCs w:val="26"/>
     </w:rPr>

--- a/lessons/6-12/homework.docx
+++ b/lessons/6-12/homework.docx
@@ -1532,452 +1532,6 @@
           <w:color w:val="BBBBBB"/>
         </w:rPr>
         <w:t xml:space="preserve">______________________________________________________________________</w:t>
-      </w:r>
-    </w:p>
-    <w:p>
-      <w:r>
-        <w:br w:type="page"/>
-      </w:r>
-    </w:p>
-    <w:p>
-      <w:pPr>
-        <w:pStyle w:val="Heading1"/>
-        <w:spacing w:after="120"/>
-      </w:pPr>
-      <w:r>
-        <w:rPr>
-          <w:b/>
-          <w:bCs/>
-        </w:rPr>
-        <w:t xml:space="preserve">Answer Key (Teacher)</w:t>
-      </w:r>
-    </w:p>
-    <w:p>
-      <w:pPr>
-        <w:spacing w:after="40" w:before="0"/>
-      </w:pPr>
-      <w:r>
-        <w:rPr>
-          <w:b/>
-          <w:bCs/>
-        </w:rPr>
-        <w:t xml:space="preserve">1. C. 15</w:t>
-      </w:r>
-    </w:p>
-    <w:p>
-      <w:pPr>
-        <w:spacing w:after="20" w:before="0"/>
-      </w:pPr>
-      <w:r>
-        <w:t xml:space="preserve">     Multiples of 3: 3, 6, 9, 12, 15, ... Multiples of 5: 5, 10, 15, ... The smallest common multiple is 15.</w:t>
-      </w:r>
-    </w:p>
-    <w:p>
-      <w:pPr>
-        <w:spacing w:after="80" w:before="0"/>
-      </w:pPr>
-      <w:r>
-        <w:rPr>
-          <w:i/>
-          <w:iCs/>
-        </w:rPr>
-        <w:t xml:space="preserve">     Watch for: A common mistake in Least Common Multiple is multiplying the two numbers together instead of listing multiples to find the smallest shared one. For example, for 4 and 6, a student calculates 4 × 6 = 24 and calls that the LCM, but the actual least common multiple is 12 (multiples of 4: 4, 8, 12; multiples of 6: 6, 12 — 12 is the first number that appears in both lists). This shortcut only works when the two numbers share no common factors (like 4 and 9, where the LCM really is 36 = 4 × 9); for numbers like 4 and 6 that share a factor of 2, multiplying overshoots the true LCM. Always list multiples of both numbers and pick the first one that appears in both lists.</w:t>
-      </w:r>
-    </w:p>
-    <w:p>
-      <w:pPr>
-        <w:spacing w:after="40" w:before="0"/>
-      </w:pPr>
-      <w:r>
-        <w:rPr>
-          <w:b/>
-          <w:bCs/>
-        </w:rPr>
-        <w:t xml:space="preserve">2. C. 24</w:t>
-      </w:r>
-    </w:p>
-    <w:p>
-      <w:pPr>
-        <w:spacing w:after="20" w:before="0"/>
-      </w:pPr>
-      <w:r>
-        <w:t xml:space="preserve">     Multiples of 6: 6, 12, 18, 24, ... Multiples of 8: 8, 16, 24, ... The smallest common multiple is 24.</w:t>
-      </w:r>
-    </w:p>
-    <w:p>
-      <w:pPr>
-        <w:spacing w:after="80" w:before="0"/>
-      </w:pPr>
-      <w:r>
-        <w:rPr>
-          <w:i/>
-          <w:iCs/>
-        </w:rPr>
-        <w:t xml:space="preserve">     Watch for: A common mistake in Least Common Multiple is multiplying the two numbers together instead of listing multiples to find the smallest shared one. For example, for 4 and 6, a student calculates 4 × 6 = 24 and calls that the LCM, but the actual least common multiple is 12 (multiples of 4: 4, 8, 12; multiples of 6: 6, 12 — 12 is the first number that appears in both lists). This shortcut only works when the two numbers share no common factors (like 4 and 9, where the LCM really is 36 = 4 × 9); for numbers like 4 and 6 that share a factor of 2, multiplying overshoots the true LCM. Always list multiples of both numbers and pick the first one that appears in both lists.</w:t>
-      </w:r>
-    </w:p>
-    <w:p>
-      <w:pPr>
-        <w:spacing w:after="40" w:before="0"/>
-      </w:pPr>
-      <w:r>
-        <w:rPr>
-          <w:b/>
-          <w:bCs/>
-        </w:rPr>
-        <w:t xml:space="preserve">3. Matches:</w:t>
-      </w:r>
-    </w:p>
-    <w:p>
-      <w:pPr>
-        <w:spacing w:after="20" w:before="0"/>
-      </w:pPr>
-      <w:r>
-        <w:t xml:space="preserve">     LCM(2, 5) → 10</w:t>
-      </w:r>
-    </w:p>
-    <w:p>
-      <w:pPr>
-        <w:spacing w:after="20" w:before="0"/>
-      </w:pPr>
-      <w:r>
-        <w:t xml:space="preserve">     LCM(4, 10) → 20</w:t>
-      </w:r>
-    </w:p>
-    <w:p>
-      <w:pPr>
-        <w:spacing w:after="20" w:before="0"/>
-      </w:pPr>
-      <w:r>
-        <w:t xml:space="preserve">     LCM(3, 8) → 24</w:t>
-      </w:r>
-    </w:p>
-    <w:p>
-      <w:pPr>
-        <w:spacing w:after="20" w:before="0"/>
-      </w:pPr>
-      <w:r>
-        <w:t xml:space="preserve">     LCM(6, 9) → 18</w:t>
-      </w:r>
-    </w:p>
-    <w:p>
-      <w:pPr>
-        <w:spacing w:after="20" w:before="0"/>
-      </w:pPr>
-      <w:r>
-        <w:t xml:space="preserve">     LCM(5, 7) → 35</w:t>
-      </w:r>
-    </w:p>
-    <w:p>
-      <w:pPr>
-        <w:spacing w:after="20" w:before="0"/>
-      </w:pPr>
-      <w:r>
-        <w:t xml:space="preserve">     LCM(4, 6) → 12</w:t>
-      </w:r>
-    </w:p>
-    <w:p>
-      <w:pPr>
-        <w:spacing w:after="40" w:before="0"/>
-      </w:pPr>
-      <w:r>
-        <w:t xml:space="preserve"/>
-      </w:r>
-    </w:p>
-    <w:p>
-      <w:pPr>
-        <w:spacing w:after="40" w:before="0"/>
-      </w:pPr>
-      <w:r>
-        <w:rPr>
-          <w:b/>
-          <w:bCs/>
-        </w:rPr>
-        <w:t xml:space="preserve">4. List multiples of each number until you find the LCM.</w:t>
-      </w:r>
-    </w:p>
-    <w:p>
-      <w:pPr>
-        <w:spacing w:after="20" w:before="0"/>
-      </w:pPr>
-      <w:r>
-        <w:t xml:space="preserve">     6 and 10 → 30</w:t>
-      </w:r>
-    </w:p>
-    <w:p>
-      <w:pPr>
-        <w:spacing w:after="20" w:before="0"/>
-      </w:pPr>
-      <w:r>
-        <w:t xml:space="preserve">     8 and 12 → 24</w:t>
-      </w:r>
-    </w:p>
-    <w:p>
-      <w:pPr>
-        <w:spacing w:after="20" w:before="0"/>
-      </w:pPr>
-      <w:r>
-        <w:t xml:space="preserve">     9 and 12 → 36</w:t>
-      </w:r>
-    </w:p>
-    <w:p>
-      <w:pPr>
-        <w:spacing w:after="40" w:before="0"/>
-      </w:pPr>
-      <w:r>
-        <w:t xml:space="preserve"/>
-      </w:r>
-    </w:p>
-    <w:p>
-      <w:pPr>
-        <w:spacing w:after="40" w:before="0"/>
-      </w:pPr>
-      <w:r>
-        <w:rPr>
-          <w:b/>
-          <w:bCs/>
-        </w:rPr>
-        <w:t xml:space="preserve">5. C. 9:00 AM (60 minutes later)</w:t>
-      </w:r>
-    </w:p>
-    <w:p>
-      <w:pPr>
-        <w:spacing w:after="20" w:before="0"/>
-      </w:pPr>
-      <w:r>
-        <w:t xml:space="preserve">     LCM(15, 20) = 60 minutes. Both rovers return together 60 minutes after 8:00 AM, at 9:00 AM.</w:t>
-      </w:r>
-    </w:p>
-    <w:p>
-      <w:pPr>
-        <w:spacing w:after="80" w:before="0"/>
-      </w:pPr>
-      <w:r>
-        <w:rPr>
-          <w:i/>
-          <w:iCs/>
-        </w:rPr>
-        <w:t xml:space="preserve">     Watch for: A common mistake in Least Common Multiple is multiplying the two numbers together instead of listing multiples to find the smallest shared one. For example, for 4 and 6, a student calculates 4 × 6 = 24 and calls that the LCM, but the actual least common multiple is 12 (multiples of 4: 4, 8, 12; multiples of 6: 6, 12 — 12 is the first number that appears in both lists). This shortcut only works when the two numbers share no common factors (like 4 and 9, where the LCM really is 36 = 4 × 9); for numbers like 4 and 6 that share a factor of 2, multiplying overshoots the true LCM. Always list multiples of both numbers and pick the first one that appears in both lists.</w:t>
-      </w:r>
-    </w:p>
-    <w:p>
-      <w:pPr>
-        <w:spacing w:after="40" w:before="0"/>
-      </w:pPr>
-      <w:r>
-        <w:rPr>
-          <w:b/>
-          <w:bCs/>
-        </w:rPr>
-        <w:t xml:space="preserve">6. Correct groups:</w:t>
-      </w:r>
-    </w:p>
-    <w:p>
-      <w:pPr>
-        <w:spacing w:after="20" w:before="0"/>
-      </w:pPr>
-      <w:r>
-        <w:t xml:space="preserve">     3 and 7 → LCM = Product (no shared factors)</w:t>
-      </w:r>
-    </w:p>
-    <w:p>
-      <w:pPr>
-        <w:spacing w:after="20" w:before="0"/>
-      </w:pPr>
-      <w:r>
-        <w:t xml:space="preserve">     5 and 11 → LCM = Product (no shared factors)</w:t>
-      </w:r>
-    </w:p>
-    <w:p>
-      <w:pPr>
-        <w:spacing w:after="20" w:before="0"/>
-      </w:pPr>
-      <w:r>
-        <w:t xml:space="preserve">     2 and 9 → LCM = Product (no shared factors)</w:t>
-      </w:r>
-    </w:p>
-    <w:p>
-      <w:pPr>
-        <w:spacing w:after="20" w:before="0"/>
-      </w:pPr>
-      <w:r>
-        <w:t xml:space="preserve">     4 and 6 → LCM &lt; Product (shared factors)</w:t>
-      </w:r>
-    </w:p>
-    <w:p>
-      <w:pPr>
-        <w:spacing w:after="20" w:before="0"/>
-      </w:pPr>
-      <w:r>
-        <w:t xml:space="preserve">     6 and 8 → LCM &lt; Product (shared factors)</w:t>
-      </w:r>
-    </w:p>
-    <w:p>
-      <w:pPr>
-        <w:spacing w:after="20" w:before="0"/>
-      </w:pPr>
-      <w:r>
-        <w:t xml:space="preserve">     10 and 15 → LCM &lt; Product (shared factors)</w:t>
-      </w:r>
-    </w:p>
-    <w:p>
-      <w:pPr>
-        <w:spacing w:after="40" w:before="0"/>
-      </w:pPr>
-      <w:r>
-        <w:t xml:space="preserve"/>
-      </w:r>
-    </w:p>
-    <w:p>
-      <w:pPr>
-        <w:spacing w:after="40" w:before="0"/>
-      </w:pPr>
-      <w:r>
-        <w:rPr>
-          <w:b/>
-          <w:bCs/>
-        </w:rPr>
-        <w:t xml:space="preserve">7. Spot Maya's Mistake — LCM of 6 and 9</w:t>
-      </w:r>
-    </w:p>
-    <w:p>
-      <w:pPr>
-        <w:spacing w:after="20" w:before="0"/>
-      </w:pPr>
-      <w:r>
-        <w:t xml:space="preserve">     The mistake is in Step 4.</w:t>
-      </w:r>
-    </w:p>
-    <w:p>
-      <w:pPr>
-        <w:spacing w:after="20" w:before="0"/>
-      </w:pPr>
-      <w:r>
-        <w:t xml:space="preserve">     Correct work: The LCM is not just the larger number. Check: 9 is in the multiples of 9, but it is NOT in the multiples of 6 (6, 12, 18...). The first number in BOTH lists is 18, so the LCM of 6 and 9 is 18.</w:t>
-      </w:r>
-    </w:p>
-    <w:p>
-      <w:pPr>
-        <w:spacing w:after="80" w:before="0"/>
-      </w:pPr>
-      <w:r>
-        <w:t xml:space="preserve">     Watch for: In the last step Maya chose 9 just because it is the larger number, but 9 never appears in the multiples of 6 (6, 12, 18, 24). The LCM has to be in both lists, and the first number in both is 18, so the LCM of 6 and 9 is 18.</w:t>
-      </w:r>
-    </w:p>
-    <w:p>
-      <w:pPr>
-        <w:spacing w:after="40" w:before="0"/>
-      </w:pPr>
-      <w:r>
-        <w:rPr>
-          <w:b/>
-          <w:bCs/>
-        </w:rPr>
-        <w:t xml:space="preserve">8. C. 12</w:t>
-      </w:r>
-    </w:p>
-    <w:p>
-      <w:pPr>
-        <w:spacing w:after="20" w:before="0"/>
-      </w:pPr>
-      <w:r>
-        <w:t xml:space="preserve">     Skip count: multiples of 4 are 4, 8, 12; multiples of 6 are 6, 12. The first shared multiple is LCM(4, 6) = 12 minutes.</w:t>
-      </w:r>
-    </w:p>
-    <w:p>
-      <w:pPr>
-        <w:spacing w:after="80" w:before="0"/>
-      </w:pPr>
-      <w:r>
-        <w:rPr>
-          <w:i/>
-          <w:iCs/>
-        </w:rPr>
-        <w:t xml:space="preserve">     Watch for: A common mistake in Least Common Multiple is multiplying the two numbers together instead of listing multiples to find the smallest shared one. For example, for 4 and 6, a student calculates 4 × 6 = 24 and calls that the LCM, but the actual least common multiple is 12 (multiples of 4: 4, 8, 12; multiples of 6: 6, 12 — 12 is the first number that appears in both lists). This shortcut only works when the two numbers share no common factors (like 4 and 9, where the LCM really is 36 = 4 × 9); for numbers like 4 and 6 that share a factor of 2, multiplying overshoots the true LCM. Always list multiples of both numbers and pick the first one that appears in both lists.</w:t>
-      </w:r>
-    </w:p>
-    <w:p>
-      <w:pPr>
-        <w:spacing w:after="40" w:before="0"/>
-      </w:pPr>
-      <w:r>
-        <w:rPr>
-          <w:b/>
-          <w:bCs/>
-        </w:rPr>
-        <w:t xml:space="preserve">9. C. 24</w:t>
-      </w:r>
-    </w:p>
-    <w:p>
-      <w:pPr>
-        <w:spacing w:after="20" w:before="0"/>
-      </w:pPr>
-      <w:r>
-        <w:t xml:space="preserve">     LCM(8, 12) = 24. Multiples of 8: 8, 16, 24; multiples of 12: 12, 24. The first shared multiple is 24 minutes.</w:t>
-      </w:r>
-    </w:p>
-    <w:p>
-      <w:pPr>
-        <w:spacing w:after="80" w:before="0"/>
-      </w:pPr>
-      <w:r>
-        <w:rPr>
-          <w:i/>
-          <w:iCs/>
-        </w:rPr>
-        <w:t xml:space="preserve">     Watch for: A common mistake in Least Common Multiple is multiplying the two numbers together instead of listing multiples to find the smallest shared one. For example, for 4 and 6, a student calculates 4 × 6 = 24 and calls that the LCM, but the actual least common multiple is 12 (multiples of 4: 4, 8, 12; multiples of 6: 6, 12 — 12 is the first number that appears in both lists). This shortcut only works when the two numbers share no common factors (like 4 and 9, where the LCM really is 36 = 4 × 9); for numbers like 4 and 6 that share a factor of 2, multiplying overshoots the true LCM. Always list multiples of both numbers and pick the first one that appears in both lists.</w:t>
-      </w:r>
-    </w:p>
-    <w:p>
-      <w:pPr>
-        <w:spacing w:after="40" w:before="0"/>
-      </w:pPr>
-      <w:r>
-        <w:rPr>
-          <w:b/>
-          <w:bCs/>
-        </w:rPr>
-        <w:t xml:space="preserve">10. Matches:</w:t>
-      </w:r>
-    </w:p>
-    <w:p>
-      <w:pPr>
-        <w:spacing w:after="20" w:before="0"/>
-      </w:pPr>
-      <w:r>
-        <w:t xml:space="preserve">     Solar panels (LCM 6 &amp; 10 min) → 30</w:t>
-      </w:r>
-    </w:p>
-    <w:p>
-      <w:pPr>
-        <w:spacing w:after="20" w:before="0"/>
-      </w:pPr>
-      <w:r>
-        <w:t xml:space="preserve">     Coolant pumps (LCM 5 &amp; 8 min) → 40</w:t>
-      </w:r>
-    </w:p>
-    <w:p>
-      <w:pPr>
-        <w:spacing w:after="20" w:before="0"/>
-      </w:pPr>
-      <w:r>
-        <w:t xml:space="preserve">     Comms relay (LCM 3 &amp; 9 min) → 9</w:t>
-      </w:r>
-    </w:p>
-    <w:p>
-      <w:pPr>
-        <w:spacing w:after="20" w:before="0"/>
-      </w:pPr>
-      <w:r>
-        <w:t xml:space="preserve">     Lab fans (LCM 4 &amp; 6 min) → 12</w:t>
-      </w:r>
-    </w:p>
-    <w:p>
-      <w:pPr>
-        <w:spacing w:after="40" w:before="0"/>
-      </w:pPr>
-      <w:r>
-        <w:t xml:space="preserve"/>
       </w:r>
     </w:p>
     <w:sectPr>
